--- a/ReportsAndDocuments/StevenAInitial_ProgressReport1.docx
+++ b/ReportsAndDocuments/StevenAInitial_ProgressReport1.docx
@@ -248,7 +248,7 @@
                 <w:szCs w:val="24"/>
                 <w:rtl w:val="0"/>
               </w:rPr>
-              <w:t xml:space="preserve">Around 2 hours</w:t>
+              <w:t xml:space="preserve">2 Hours 30~ minutes</w:t>
             </w:r>
           </w:p>
         </w:tc>
@@ -439,7 +439,7 @@
           <w:szCs w:val="24"/>
           <w:rtl w:val="0"/>
         </w:rPr>
-        <w:t xml:space="preserve">First time working on the progress report. Emailing you some questions regarding the reports. Reminding Hung to update the project name and inviting you as collaborator. Properly filling GitHub with project requirements. I intended to jump into Figma but based on the project slide I better watch user requirements gathering.</w:t>
+        <w:t xml:space="preserve">First time working on the progress report. Emailing you some questions regarding the reports. Reminding Hung to update the project name and inviting you as collaborator. Properly filling GitHub (including readme) to follow project requirements. I intended to jump into Figma but based on the project slide I better watch user requirements gathering.</w:t>
       </w:r>
     </w:p>
     <w:p>
